--- a/Agricultural_Supply_Chain_Tracker_5k_Reorganized_v2.docx
+++ b/Agricultural_Supply_Chain_Tracker_5k_Reorganized_v2.docx
@@ -304,7 +304,7 @@
         <w:pStyle w:val="BodyText"/>
       </w:pPr>
       <w:r>
-        <w:t xml:space="preserve">Governance, platform operations, archive/key trustees, auditors, courts and device vendors also matter: they define independent control, evidentiary verification and integration boundaries rather than extra user interfaces. The brief requires a blockchain (C1), food-safety compliance, IoT integration, multiple product lines and regions, data visualisation and rural accessibility. The design adopts NSW regulatory scope (C2), interoperability with participants’ existing systems (C3) and intermittent rural connectivity (C4) as constraints; a pilot of 200 organisations, 10 000 events per day, a small operating team and no production access (C5–C7) sets the planning envelope.</w:t>
+        <w:t xml:space="preserve">Governance (S8), platform operations (S9), archive and key trustees (S10), auditors and courts (S11) and device vendors (S12) also matter: they define independent control, evidentiary verification and integration boundaries rather than extra user interfaces. The brief requires a blockchain (C1), food-safety compliance, IoT integration, multiple product lines and regions, data visualisation and rural accessibility. The design adopts NSW regulatory scope (C2), interoperability with participants’ existing systems (C3) and intermittent rural connectivity (C4) as constraints; a pilot of 200 organisations, 10 000 events per day, a small operating team and no production access (C5–C7) sets the planning envelope.</w:t>
       </w:r>
     </w:p>
     <w:bookmarkEnd w:id="10"/>
@@ -1682,7 +1682,7 @@
         <w:pStyle w:val="BodyText"/>
       </w:pPr>
       <w:r>
-        <w:t xml:space="preserve">One managed relational database provides typed EPCIS columns, exact decimals, referential checks, one transaction for event/idempotency/outbox, recursive bounded traversal, row-level scope predicates and point-in-time recovery. A document store weakens cross-event relational enforcement, a graph database should not become the canonical truth, and full-application event sourcing would needlessly event-source profiles and worker state. Private evidence is not stored as platform-readable blobs. Section 4.2 specifies the physical split.</w:t>
+        <w:t xml:space="preserve">One managed relational database provides typed EPCIS columns, exact decimals, referential checks, one transaction for event/idempotency/outbox, recursive bounded traversal, row-level scope predicates and point-in-time recovery. A document store weakens cross-event relational enforcement, a graph database should not become the canonical truth, and full-application event sourcing would needlessly event-source profiles and worker state. Private evidence is not stored as platform-readable blobs.</w:t>
       </w:r>
     </w:p>
     <w:bookmarkEnd w:id="14"/>
@@ -2088,7 +2088,7 @@
         <w:t xml:space="preserve"> </w:t>
       </w:r>
       <w:r>
-        <w:t xml:space="preserve">In a cold-chain excursion, a participant’s device/system collects readings and alarms locally; a profile-required windowed summary, unit, provenance and commitment accompany an EPCIS event. Devices are organisation delegations, not independent platform identities. Uploading raw telemetry or making the platform the primary alarm path would turn traceability into time-series operations.</w:t>
+        <w:t xml:space="preserve">In a cold-chain excursion, a participant’s device/system collects readings and alarms locally; a profile-required windowed summary, unit, provenance and commitment accompany an EPCIS event. Devices are organisation delegations, not independent platform identities. Raw streams and platform-side alarm paths stay out, which preserves a verifiable evidence reference while limiting retention.</w:t>
       </w:r>
     </w:p>
     <w:p>
@@ -2125,7 +2125,7 @@
         <w:pStyle w:val="FirstParagraph"/>
       </w:pPr>
       <w:r>
-        <w:t xml:space="preserve">Four views narrow in sequence: context fixes the boundary, containers show runtime roles, components and code specify responsibilities and contracts. Every diagram is generated from versioned source, so the report and the repository cannot drift apart.</w:t>
+        <w:t xml:space="preserve">Four views narrow in sequence: context fixes the boundary, containers show runtime roles, components and code specify responsibilities and contracts.</w:t>
       </w:r>
     </w:p>
     <w:bookmarkStart w:id="27" w:name="context-and-containers-rubric-3.13.4"/>
@@ -3182,7 +3182,7 @@
       <w:r>
         <w:drawing>
           <wp:inline>
-            <wp:extent cx="5334000" cy="6045679"/>
+            <wp:extent cx="5334000" cy="5918065"/>
             <wp:effectExtent b="0" l="0" r="0" t="0"/>
             <wp:docPr descr="Figure 8 — Analytics code view" title="" id="41" name="Picture"/>
             <a:graphic>
@@ -3203,7 +3203,7 @@
                   <pic:spPr bwMode="auto">
                     <a:xfrm>
                       <a:off x="0" y="0"/>
-                      <a:ext cx="5334000" cy="6045679"/>
+                      <a:ext cx="5334000" cy="5918065"/>
                     </a:xfrm>
                     <a:prstGeom prst="rect">
                       <a:avLst/>
@@ -3488,7 +3488,7 @@
         <w:pStyle w:val="FirstParagraph"/>
       </w:pPr>
       <w:r>
-        <w:t xml:space="preserve">The architecture adopts one modular application deployable, not one unstructured component. Admission has one write gate; all modules share one read entrance; append-only canonical claims feed replayable projections. This simultaneously serves SQ-1/3/4/8/9/10: independent proofs, resumable intake, fast reads, replaceable edges and manageable operations. The important decisions and alternatives are:</w:t>
+        <w:t xml:space="preserve">The architecture adopts one modular application deployable, not one unstructured component. Admission has one write gate; all modules share one read entrance; append-only canonical claims feed replayable projections. This simultaneously serves SQ-1/3/4/8/9/10. The important decisions and alternatives are:</w:t>
       </w:r>
     </w:p>
     <w:tbl>
@@ -4046,7 +4046,7 @@
         <w:t xml:space="preserve"> </w:t>
       </w:r>
       <w:r>
-        <w:t xml:space="preserve">is unique; canonical events are append-only and monthly partitioned; nonqueried payload remains separate; organisation predicates enforce the single scoped read path. Conceptual submission → event → profile/acknowledgement/leaf/batch relationships reconcile with Figure 4’s store, graph and gate. Corrections add EPCIS error/corrective records rather than altering signed history. Edge derivation is versioned and replayable; conflicting claims coexist instead of being reconciled by hidden business heuristics.</w:t>
+        <w:t xml:space="preserve">is unique; canonical events are append-only, with partitioning deferred until volume requires it; nonqueried payload remains separate; organisation predicates enforce the single scoped read path. Conceptual submission → event → profile/acknowledgement/leaf/batch relationships reconcile with Figure 4’s store, graph and gate. Corrections add EPCIS error/corrective records rather than altering signed history. Edge derivation is versioned and replayable; conflicting claims coexist instead of being reconciled by hidden business heuristics.</w:t>
       </w:r>
     </w:p>
     <w:p>
@@ -4245,7 +4245,7 @@
         <w:pStyle w:val="BodyText"/>
       </w:pPr>
       <w:r>
-        <w:t xml:space="preserve">The reference placement is a Sydney primary with Melbourne recovery copies, a managed PostgreSQL writer and reader with point-in-time recovery, an outbound-only single relayer with its wallet in KMS, object storage for the archive, and CDN delivery for public snapshots. The reference chain is Ethereum mainnet under a non-upgradeable anchoring contract, which also fixes the batch window and the confirmation depth at which a root becomes final. Active-active writes, self-run validators and a dedicated warehouse are not justified at pilot scale.</w:t>
+        <w:t xml:space="preserve">The reference placement is a Sydney primary with Melbourne recovery copies, a managed PostgreSQL writer and reader with point-in-time recovery, an outbound-only single relayer with its wallet in KMS, object storage for the archive, and CDN delivery for public snapshots. The reference chain is Ethereum mainnet. The non-upgradeable anchoring contract enforces batch sequencing and prior-root linkage; the relayer observes Ethereum consensus finality before marking a root final. Active-active writes, self-run validators and a dedicated warehouse are not justified at pilot scale.</w:t>
       </w:r>
     </w:p>
     <w:p>
@@ -4417,7 +4417,7 @@
         <w:t xml:space="preserve">ArchiveAck</w:t>
       </w:r>
       <w:r>
-        <w:t xml:space="preserve">; (4) the platform issues a receipt and batches its deterministic leaf; (5) a segregated relayer publishes the chained Merkle root, observes finality and exposes inclusion proof; (6) only then does the event become CONFIRMED and contribute to public snapshots. Failed dependencies leave it pending; timeouts never silently promote it. Consumer scans terminate at the CDN, not the application.</w:t>
+        <w:t xml:space="preserve">; (4) the platform issues a receipt and batches its deterministic leaf; (5) a segregated relayer publishes the chained Merkle root, observes finality and exposes inclusion proof; (6) only then does the event become CONFIRMED and contribute to public snapshots. Failed dependencies leave it pending; timeouts never silently promote it.</w:t>
       </w:r>
     </w:p>
     <w:tbl>
@@ -4669,7 +4669,7 @@
         <w:t xml:space="preserve"> </w:t>
       </w:r>
       <w:r>
-        <w:t xml:space="preserve">follows the actual entry points: participant API/onboarding, portal reads, staff and evidence requests, exports to archive/KMS/chain/regulator, and internal worker/wallet control. Residuals are deliberately stated rather than implied away.</w:t>
+        <w:t xml:space="preserve">follows the actual entry points: participant API/onboarding, portal reads, staff and evidence requests, exports to archive/KMS/chain/regulator, and internal worker/wallet control.</w:t>
       </w:r>
     </w:p>
     <w:tbl>
@@ -4964,7 +4964,7 @@
         <w:pStyle w:val="BodyText"/>
       </w:pPr>
       <w:r>
-        <w:t xml:space="preserve">Regulatory screening consumes a minimised, versioned snapshot in the regulator account. A signed deterministic rule is evaluated against a known watermark; the private finding records rule version and inputs, while a scoped advisory is separately signed before disclosure. An ML scorer could implement the same advisory interface later, but there is no model loader in the pilot. The model must not gate admission or automatically issue an enforcement/recall decision. Independence costs a second operating environment, and screening can be temporarily unavailable without preventing canonical trace queries. Insight views are derived from the same materialised lineage, labelled by acting organisation, projection version and watermark. Product-line aggregation therefore cannot silently override disputed claims or reinterpret a provisional edge as established provenance. The portal provides role-specific capture, handover, investigation and insight entry points; detailed screen design is deferred, while offline capture, accessible field labels and state distinctions remain architectural acceptance criteria.</w:t>
+        <w:t xml:space="preserve">Regulatory screening consumes a minimised, versioned snapshot in the regulator account. A signed deterministic rule is evaluated against a known watermark; the private finding records rule version and inputs, while a scoped advisory is separately signed before disclosure. An ML scorer could implement the same advisory interface later; the pilot ships no model loader. The model must not gate admission or automatically issue an enforcement/recall decision. Independence costs a second operating environment, and screening can be temporarily unavailable without preventing canonical trace queries. Insight views are derived from the same materialised lineage, labelled by acting organisation, projection version and watermark. Product-line aggregation therefore cannot silently override disputed claims or reinterpret a provisional edge as established provenance. The portal provides role-specific capture, handover, investigation and insight entry points; detailed screen design is deferred, while offline capture, accessible field labels and state distinctions remain architectural acceptance criteria.</w:t>
       </w:r>
     </w:p>
     <w:bookmarkEnd w:id="64"/>
@@ -5511,7 +5511,7 @@
         <w:pStyle w:val="BodyText"/>
       </w:pPr>
       <w:r>
-        <w:t xml:space="preserve">The key assessment is not whether the architecture eliminates all failures. Confirmation deliberately trades immediacy for independently checkable persistence and finality; rural accessibility trades synchronous verification for durable local capture; regulatory independence trades operational simplicity for separation of rule authority. A pilot should measure all three before adopting stronger availability or geographic scale claims.</w:t>
+        <w:t xml:space="preserve">The key assessment is not whether the architecture eliminates all failures. Confirmation deliberately trades immediacy for independently checkable persistence and finality; rural accessibility trades synchronous verification for durable local capture; regulatory independence trades operational simplicity for separation of rule authority.</w:t>
       </w:r>
     </w:p>
     <w:bookmarkEnd w:id="67"/>
@@ -5720,7 +5720,7 @@
         <w:pStyle w:val="BodyText"/>
       </w:pPr>
       <w:r>
-        <w:t xml:space="preserve">The selected design is not universally optimal: it favours independently verifiable evidence without relying on an unformed validator consortium, while keeping the operational application modular but centrally deployed.</w:t>
+        <w:t xml:space="preserve">The selected design is not universally optimal: it favours independently verifiable evidence without relying on an unformed validator consortium.</w:t>
       </w:r>
     </w:p>
     <w:p>
